--- a/backend/word_templates/工程类/集团外工程/材料（设备）采购/五选二/7.供应商资格审核表.docx
+++ b/backend/word_templates/工程类/集团外工程/材料（设备）采购/五选二/7.供应商资格审核表.docx
@@ -202,7 +202,7 @@
               <w:rPr>
                 <w:rFonts w:hint="eastAsia" w:ascii="仿宋_GB2312" w:eastAsia="仿宋_GB2312" w:cs="AdobeSongStd-Light"/>
                 <w:b/>
-                <w:color w:val="auto"/>
+                <w:color w:val="0000FF"/>
                 <w:kern w:val="0"/>
                 <w:sz w:val="24"/>
                 <w:highlight w:val="none"/>
@@ -262,7 +262,7 @@
               <w:rPr>
                 <w:rFonts w:ascii="仿宋_GB2312" w:eastAsia="仿宋_GB2312" w:cs="AdobeSongStd-Light"/>
                 <w:b/>
-                <w:color w:val="auto"/>
+                <w:color w:val="0000FF"/>
                 <w:kern w:val="0"/>
                 <w:sz w:val="24"/>
                 <w:highlight w:val="none"/>
@@ -273,7 +273,7 @@
                 <w:rFonts w:hint="eastAsia" w:ascii="仿宋_GB2312" w:eastAsia="仿宋_GB2312" w:cs="AdobeSongStd-Light"/>
                 <w:b w:val="0"/>
                 <w:bCs/>
-                <w:color w:val="auto"/>
+                <w:color w:val="0000FF"/>
                 <w:kern w:val="0"/>
                 <w:sz w:val="24"/>
                 <w:highlight w:val="none"/>
@@ -380,7 +380,7 @@
               <w:rPr>
                 <w:rFonts w:hint="default" w:ascii="仿宋_GB2312" w:eastAsia="仿宋_GB2312" w:cs="AdobeSongStd-Light"/>
                 <w:b/>
-                <w:color w:val="auto"/>
+                <w:color w:val="0000FF"/>
                 <w:kern w:val="0"/>
                 <w:sz w:val="24"/>
                 <w:highlight w:val="none"/>
@@ -390,7 +390,7 @@
             <w:r>
               <w:rPr>
                 <w:rFonts w:hint="eastAsia" w:ascii="仿宋_GB2312" w:hAnsi="宋体" w:eastAsia="仿宋_GB2312" w:cs="宋体"/>
-                <w:color w:val="auto"/>
+                <w:color w:val="0000FF"/>
                 <w:kern w:val="0"/>
                 <w:sz w:val="24"/>
                 <w:highlight w:val="none"/>
@@ -494,7 +494,7 @@
               <w:jc w:val="center"/>
               <w:rPr>
                 <w:rFonts w:hint="default" w:ascii="仿宋_GB2312" w:hAnsi="宋体" w:eastAsia="仿宋_GB2312" w:cs="宋体"/>
-                <w:color w:val="auto"/>
+                <w:color w:val="0000FF"/>
                 <w:kern w:val="0"/>
                 <w:sz w:val="24"/>
                 <w:highlight w:val="none"/>
@@ -504,7 +504,7 @@
             <w:r>
               <w:rPr>
                 <w:rFonts w:hint="eastAsia" w:ascii="仿宋_GB2312" w:hAnsi="宋体" w:eastAsia="仿宋_GB2312" w:cs="宋体"/>
-                <w:color w:val="auto"/>
+                <w:color w:val="0000FF"/>
                 <w:kern w:val="0"/>
                 <w:sz w:val="24"/>
                 <w:highlight w:val="none"/>
@@ -529,7 +529,7 @@
               <w:jc w:val="center"/>
               <w:rPr>
                 <w:rFonts w:hint="default" w:ascii="仿宋_GB2312" w:hAnsi="宋体" w:eastAsia="仿宋_GB2312" w:cs="宋体"/>
-                <w:color w:val="auto"/>
+                <w:color w:val="0000FF"/>
                 <w:kern w:val="0"/>
                 <w:sz w:val="24"/>
                 <w:highlight w:val="none"/>
@@ -539,7 +539,7 @@
             <w:r>
               <w:rPr>
                 <w:rFonts w:hint="eastAsia" w:ascii="仿宋_GB2312" w:hAnsi="宋体" w:eastAsia="仿宋_GB2312" w:cs="宋体"/>
-                <w:color w:val="auto"/>
+                <w:color w:val="0000FF"/>
                 <w:kern w:val="0"/>
                 <w:sz w:val="24"/>
                 <w:highlight w:val="none"/>
@@ -922,8 +922,6 @@
               </w:rPr>
               <w:t>2</w:t>
             </w:r>
-            <w:bookmarkStart w:id="0" w:name="_GoBack"/>
-            <w:bookmarkEnd w:id="0"/>
             <w:r>
               <w:rPr>
                 <w:rFonts w:ascii="仿宋_GB2312" w:hAnsi="仿宋" w:eastAsia="仿宋_GB2312" w:cs="宋体"/>
@@ -2570,60 +2568,10 @@
     </w:p>
     <w:p>
       <w:pPr>
-        <w:rPr>
-          <w:rFonts w:hint="eastAsia" w:ascii="仿宋_GB2312" w:hAnsi="仿宋_GB2312" w:eastAsia="仿宋_GB2312" w:cs="仿宋_GB2312"/>
-          <w:color w:val="auto"/>
-          <w:szCs w:val="21"/>
-          <w:highlight w:val="none"/>
-        </w:rPr>
-      </w:pPr>
-    </w:p>
-    <w:p>
-      <w:pPr>
-        <w:rPr>
-          <w:rFonts w:hint="eastAsia" w:ascii="仿宋_GB2312" w:hAnsi="仿宋_GB2312" w:eastAsia="仿宋_GB2312" w:cs="仿宋_GB2312"/>
-          <w:color w:val="auto"/>
-          <w:szCs w:val="21"/>
-          <w:highlight w:val="none"/>
-        </w:rPr>
-      </w:pPr>
-    </w:p>
-    <w:p>
-      <w:pPr>
-        <w:rPr>
-          <w:rFonts w:hint="eastAsia" w:ascii="仿宋_GB2312" w:hAnsi="仿宋_GB2312" w:eastAsia="仿宋_GB2312" w:cs="仿宋_GB2312"/>
-          <w:color w:val="auto"/>
-          <w:szCs w:val="21"/>
-          <w:highlight w:val="none"/>
-        </w:rPr>
-      </w:pPr>
-    </w:p>
-    <w:p>
-      <w:pPr>
-        <w:rPr>
-          <w:rFonts w:hint="eastAsia" w:ascii="仿宋_GB2312" w:hAnsi="仿宋_GB2312" w:eastAsia="仿宋_GB2312" w:cs="仿宋_GB2312"/>
-          <w:color w:val="auto"/>
-          <w:szCs w:val="21"/>
-          <w:highlight w:val="none"/>
-        </w:rPr>
-      </w:pPr>
-    </w:p>
-    <w:p>
-      <w:pPr>
-        <w:rPr>
-          <w:rFonts w:hint="eastAsia" w:ascii="仿宋_GB2312" w:hAnsi="仿宋_GB2312" w:eastAsia="仿宋_GB2312" w:cs="仿宋_GB2312"/>
-          <w:color w:val="auto"/>
-          <w:szCs w:val="21"/>
-          <w:highlight w:val="none"/>
-        </w:rPr>
-      </w:pPr>
-    </w:p>
-    <w:p>
-      <w:pPr>
         <w:keepNext w:val="0"/>
         <w:keepLines w:val="0"/>
-        <w:pageBreakBefore w:val="0"/>
-        <w:widowControl/>
+        <w:pageBreakBefore/>
+        <w:widowControl w:val="0"/>
         <w:kinsoku/>
         <w:wordWrap/>
         <w:overflowPunct/>
@@ -2808,7 +2756,7 @@
               <w:rPr>
                 <w:rFonts w:ascii="仿宋_GB2312" w:eastAsia="仿宋_GB2312" w:cs="AdobeSongStd-Light"/>
                 <w:b/>
-                <w:color w:val="auto"/>
+                <w:color w:val="0000FF"/>
                 <w:kern w:val="0"/>
                 <w:sz w:val="24"/>
                 <w:highlight w:val="none"/>
@@ -2818,7 +2766,7 @@
               <w:rPr>
                 <w:rFonts w:hint="eastAsia" w:ascii="仿宋_GB2312" w:eastAsia="仿宋_GB2312" w:cs="AdobeSongStd-Light"/>
                 <w:b/>
-                <w:color w:val="auto"/>
+                <w:color w:val="0000FF"/>
                 <w:kern w:val="0"/>
                 <w:sz w:val="24"/>
                 <w:highlight w:val="none"/>
@@ -2879,7 +2827,7 @@
               <w:rPr>
                 <w:rFonts w:ascii="仿宋_GB2312" w:eastAsia="仿宋_GB2312" w:cs="AdobeSongStd-Light"/>
                 <w:b/>
-                <w:color w:val="auto"/>
+                <w:color w:val="0000FF"/>
                 <w:kern w:val="0"/>
                 <w:sz w:val="24"/>
                 <w:highlight w:val="none"/>
@@ -2890,7 +2838,7 @@
                 <w:rFonts w:hint="eastAsia" w:ascii="仿宋_GB2312" w:eastAsia="仿宋_GB2312" w:cs="AdobeSongStd-Light"/>
                 <w:b w:val="0"/>
                 <w:bCs/>
-                <w:color w:val="auto"/>
+                <w:color w:val="0000FF"/>
                 <w:kern w:val="0"/>
                 <w:sz w:val="24"/>
                 <w:highlight w:val="none"/>
@@ -2997,7 +2945,7 @@
               <w:rPr>
                 <w:rFonts w:hint="default" w:ascii="仿宋_GB2312" w:eastAsia="仿宋_GB2312" w:cs="AdobeSongStd-Light"/>
                 <w:b/>
-                <w:color w:val="auto"/>
+                <w:color w:val="0000FF"/>
                 <w:kern w:val="0"/>
                 <w:sz w:val="24"/>
                 <w:highlight w:val="none"/>
@@ -3007,7 +2955,7 @@
             <w:r>
               <w:rPr>
                 <w:rFonts w:hint="eastAsia" w:ascii="仿宋_GB2312" w:hAnsi="宋体" w:eastAsia="仿宋_GB2312" w:cs="宋体"/>
-                <w:color w:val="auto"/>
+                <w:color w:val="0000FF"/>
                 <w:kern w:val="0"/>
                 <w:sz w:val="24"/>
                 <w:highlight w:val="none"/>
@@ -3111,7 +3059,7 @@
               <w:jc w:val="center"/>
               <w:rPr>
                 <w:rFonts w:hint="default" w:ascii="仿宋_GB2312" w:hAnsi="宋体" w:eastAsia="仿宋_GB2312" w:cs="宋体"/>
-                <w:color w:val="auto"/>
+                <w:color w:val="0000FF"/>
                 <w:kern w:val="0"/>
                 <w:sz w:val="24"/>
                 <w:highlight w:val="none"/>
@@ -3121,7 +3069,7 @@
             <w:r>
               <w:rPr>
                 <w:rFonts w:hint="eastAsia" w:ascii="仿宋_GB2312" w:hAnsi="宋体" w:eastAsia="仿宋_GB2312" w:cs="宋体"/>
-                <w:color w:val="auto"/>
+                <w:color w:val="0000FF"/>
                 <w:kern w:val="0"/>
                 <w:sz w:val="24"/>
                 <w:highlight w:val="none"/>
@@ -3146,7 +3094,7 @@
               <w:jc w:val="center"/>
               <w:rPr>
                 <w:rFonts w:hint="default" w:ascii="仿宋_GB2312" w:hAnsi="宋体" w:eastAsia="仿宋_GB2312" w:cs="宋体"/>
-                <w:color w:val="auto"/>
+                <w:color w:val="0000FF"/>
                 <w:kern w:val="0"/>
                 <w:sz w:val="24"/>
                 <w:highlight w:val="none"/>
@@ -3156,7 +3104,7 @@
             <w:r>
               <w:rPr>
                 <w:rFonts w:hint="eastAsia" w:ascii="仿宋_GB2312" w:hAnsi="宋体" w:eastAsia="仿宋_GB2312" w:cs="宋体"/>
-                <w:color w:val="auto"/>
+                <w:color w:val="0000FF"/>
                 <w:kern w:val="0"/>
                 <w:sz w:val="24"/>
                 <w:highlight w:val="none"/>
@@ -5087,60 +5035,10 @@
     </w:p>
     <w:p>
       <w:pPr>
-        <w:rPr>
-          <w:rFonts w:hint="eastAsia" w:ascii="仿宋_GB2312" w:hAnsi="仿宋_GB2312" w:eastAsia="仿宋_GB2312" w:cs="仿宋_GB2312"/>
-          <w:color w:val="auto"/>
-          <w:szCs w:val="21"/>
-          <w:highlight w:val="none"/>
-        </w:rPr>
-      </w:pPr>
-    </w:p>
-    <w:p>
-      <w:pPr>
-        <w:rPr>
-          <w:rFonts w:hint="eastAsia" w:ascii="仿宋_GB2312" w:hAnsi="仿宋_GB2312" w:eastAsia="仿宋_GB2312" w:cs="仿宋_GB2312"/>
-          <w:color w:val="auto"/>
-          <w:szCs w:val="21"/>
-          <w:highlight w:val="none"/>
-        </w:rPr>
-      </w:pPr>
-    </w:p>
-    <w:p>
-      <w:pPr>
-        <w:rPr>
-          <w:rFonts w:hint="eastAsia" w:ascii="仿宋_GB2312" w:hAnsi="仿宋_GB2312" w:eastAsia="仿宋_GB2312" w:cs="仿宋_GB2312"/>
-          <w:color w:val="auto"/>
-          <w:szCs w:val="21"/>
-          <w:highlight w:val="none"/>
-        </w:rPr>
-      </w:pPr>
-    </w:p>
-    <w:p>
-      <w:pPr>
-        <w:rPr>
-          <w:rFonts w:hint="eastAsia" w:ascii="仿宋_GB2312" w:hAnsi="仿宋_GB2312" w:eastAsia="仿宋_GB2312" w:cs="仿宋_GB2312"/>
-          <w:color w:val="auto"/>
-          <w:szCs w:val="21"/>
-          <w:highlight w:val="none"/>
-        </w:rPr>
-      </w:pPr>
-    </w:p>
-    <w:p>
-      <w:pPr>
-        <w:rPr>
-          <w:rFonts w:hint="eastAsia" w:ascii="仿宋_GB2312" w:hAnsi="仿宋_GB2312" w:eastAsia="仿宋_GB2312" w:cs="仿宋_GB2312"/>
-          <w:color w:val="auto"/>
-          <w:szCs w:val="21"/>
-          <w:highlight w:val="none"/>
-        </w:rPr>
-      </w:pPr>
-    </w:p>
-    <w:p>
-      <w:pPr>
         <w:keepNext w:val="0"/>
         <w:keepLines w:val="0"/>
-        <w:pageBreakBefore w:val="0"/>
-        <w:widowControl/>
+        <w:pageBreakBefore/>
+        <w:widowControl w:val="0"/>
         <w:kinsoku/>
         <w:wordWrap/>
         <w:overflowPunct/>
@@ -5325,7 +5223,7 @@
               <w:rPr>
                 <w:rFonts w:ascii="仿宋_GB2312" w:eastAsia="仿宋_GB2312" w:cs="AdobeSongStd-Light"/>
                 <w:b/>
-                <w:color w:val="auto"/>
+                <w:color w:val="0000FF"/>
                 <w:kern w:val="0"/>
                 <w:sz w:val="24"/>
                 <w:highlight w:val="none"/>
@@ -5335,7 +5233,7 @@
               <w:rPr>
                 <w:rFonts w:hint="eastAsia" w:ascii="仿宋_GB2312" w:eastAsia="仿宋_GB2312" w:cs="AdobeSongStd-Light"/>
                 <w:b/>
-                <w:color w:val="auto"/>
+                <w:color w:val="0000FF"/>
                 <w:kern w:val="0"/>
                 <w:sz w:val="24"/>
                 <w:highlight w:val="none"/>
@@ -5396,7 +5294,7 @@
               <w:rPr>
                 <w:rFonts w:ascii="仿宋_GB2312" w:eastAsia="仿宋_GB2312" w:cs="AdobeSongStd-Light"/>
                 <w:b/>
-                <w:color w:val="auto"/>
+                <w:color w:val="0000FF"/>
                 <w:kern w:val="0"/>
                 <w:sz w:val="24"/>
                 <w:highlight w:val="none"/>
@@ -5407,7 +5305,7 @@
                 <w:rFonts w:hint="eastAsia" w:ascii="仿宋_GB2312" w:eastAsia="仿宋_GB2312" w:cs="AdobeSongStd-Light"/>
                 <w:b w:val="0"/>
                 <w:bCs/>
-                <w:color w:val="auto"/>
+                <w:color w:val="0000FF"/>
                 <w:kern w:val="0"/>
                 <w:sz w:val="24"/>
                 <w:highlight w:val="none"/>
@@ -5514,7 +5412,7 @@
               <w:rPr>
                 <w:rFonts w:hint="default" w:ascii="仿宋_GB2312" w:eastAsia="仿宋_GB2312" w:cs="AdobeSongStd-Light"/>
                 <w:b/>
-                <w:color w:val="auto"/>
+                <w:color w:val="0000FF"/>
                 <w:kern w:val="0"/>
                 <w:sz w:val="24"/>
                 <w:highlight w:val="none"/>
@@ -5524,7 +5422,7 @@
             <w:r>
               <w:rPr>
                 <w:rFonts w:hint="eastAsia" w:ascii="仿宋_GB2312" w:hAnsi="宋体" w:eastAsia="仿宋_GB2312" w:cs="宋体"/>
-                <w:color w:val="auto"/>
+                <w:color w:val="0000FF"/>
                 <w:kern w:val="0"/>
                 <w:sz w:val="24"/>
                 <w:highlight w:val="none"/>
@@ -5628,7 +5526,7 @@
               <w:jc w:val="center"/>
               <w:rPr>
                 <w:rFonts w:hint="default" w:ascii="仿宋_GB2312" w:hAnsi="宋体" w:eastAsia="仿宋_GB2312" w:cs="宋体"/>
-                <w:color w:val="auto"/>
+                <w:color w:val="0000FF"/>
                 <w:kern w:val="0"/>
                 <w:sz w:val="24"/>
                 <w:highlight w:val="none"/>
@@ -5638,7 +5536,7 @@
             <w:r>
               <w:rPr>
                 <w:rFonts w:hint="eastAsia" w:ascii="仿宋_GB2312" w:hAnsi="宋体" w:eastAsia="仿宋_GB2312" w:cs="宋体"/>
-                <w:color w:val="auto"/>
+                <w:color w:val="0000FF"/>
                 <w:kern w:val="0"/>
                 <w:sz w:val="24"/>
                 <w:highlight w:val="none"/>
@@ -5663,7 +5561,7 @@
               <w:jc w:val="center"/>
               <w:rPr>
                 <w:rFonts w:hint="default" w:ascii="仿宋_GB2312" w:hAnsi="宋体" w:eastAsia="仿宋_GB2312" w:cs="宋体"/>
-                <w:color w:val="auto"/>
+                <w:color w:val="0000FF"/>
                 <w:kern w:val="0"/>
                 <w:sz w:val="24"/>
                 <w:highlight w:val="none"/>
@@ -5673,7 +5571,7 @@
             <w:r>
               <w:rPr>
                 <w:rFonts w:hint="eastAsia" w:ascii="仿宋_GB2312" w:hAnsi="宋体" w:eastAsia="仿宋_GB2312" w:cs="宋体"/>
-                <w:color w:val="auto"/>
+                <w:color w:val="0000FF"/>
                 <w:kern w:val="0"/>
                 <w:sz w:val="24"/>
                 <w:highlight w:val="none"/>
@@ -7684,70 +7582,10 @@
     </w:p>
     <w:p>
       <w:pPr>
-        <w:rPr>
-          <w:rFonts w:hint="eastAsia" w:ascii="仿宋_GB2312" w:hAnsi="仿宋_GB2312" w:eastAsia="仿宋_GB2312" w:cs="仿宋_GB2312"/>
-          <w:color w:val="auto"/>
-          <w:szCs w:val="21"/>
-          <w:highlight w:val="none"/>
-        </w:rPr>
-      </w:pPr>
-    </w:p>
-    <w:p>
-      <w:pPr>
-        <w:rPr>
-          <w:rFonts w:hint="eastAsia" w:ascii="仿宋_GB2312" w:hAnsi="仿宋_GB2312" w:eastAsia="仿宋_GB2312" w:cs="仿宋_GB2312"/>
-          <w:color w:val="auto"/>
-          <w:szCs w:val="21"/>
-          <w:highlight w:val="none"/>
-        </w:rPr>
-      </w:pPr>
-    </w:p>
-    <w:p>
-      <w:pPr>
-        <w:rPr>
-          <w:rFonts w:hint="eastAsia" w:ascii="仿宋_GB2312" w:hAnsi="仿宋_GB2312" w:eastAsia="仿宋_GB2312" w:cs="仿宋_GB2312"/>
-          <w:color w:val="auto"/>
-          <w:szCs w:val="21"/>
-          <w:highlight w:val="none"/>
-        </w:rPr>
-      </w:pPr>
-    </w:p>
-    <w:p>
-      <w:pPr>
-        <w:rPr>
-          <w:rFonts w:hint="eastAsia" w:ascii="仿宋_GB2312" w:hAnsi="仿宋_GB2312" w:eastAsia="仿宋_GB2312" w:cs="仿宋_GB2312"/>
-          <w:color w:val="auto"/>
-          <w:szCs w:val="21"/>
-          <w:highlight w:val="none"/>
-        </w:rPr>
-      </w:pPr>
-    </w:p>
-    <w:p>
-      <w:pPr>
-        <w:rPr>
-          <w:rFonts w:hint="eastAsia" w:ascii="仿宋_GB2312" w:hAnsi="仿宋_GB2312" w:eastAsia="仿宋_GB2312" w:cs="仿宋_GB2312"/>
-          <w:color w:val="auto"/>
-          <w:szCs w:val="21"/>
-          <w:highlight w:val="none"/>
-        </w:rPr>
-      </w:pPr>
-    </w:p>
-    <w:p>
-      <w:pPr>
-        <w:rPr>
-          <w:rFonts w:hint="eastAsia" w:ascii="仿宋_GB2312" w:hAnsi="仿宋_GB2312" w:eastAsia="仿宋_GB2312" w:cs="仿宋_GB2312"/>
-          <w:color w:val="auto"/>
-          <w:szCs w:val="21"/>
-          <w:highlight w:val="none"/>
-        </w:rPr>
-      </w:pPr>
-    </w:p>
-    <w:p>
-      <w:pPr>
         <w:keepNext w:val="0"/>
         <w:keepLines w:val="0"/>
-        <w:pageBreakBefore w:val="0"/>
-        <w:widowControl/>
+        <w:pageBreakBefore/>
+        <w:widowControl w:val="0"/>
         <w:kinsoku/>
         <w:wordWrap/>
         <w:overflowPunct/>
@@ -7932,7 +7770,7 @@
               <w:rPr>
                 <w:rFonts w:hint="eastAsia" w:ascii="仿宋_GB2312" w:eastAsia="仿宋_GB2312" w:cs="AdobeSongStd-Light"/>
                 <w:b/>
-                <w:color w:val="auto"/>
+                <w:color w:val="0000FF"/>
                 <w:kern w:val="0"/>
                 <w:sz w:val="24"/>
                 <w:highlight w:val="none"/>
@@ -7942,7 +7780,7 @@
               <w:rPr>
                 <w:rFonts w:hint="eastAsia" w:ascii="仿宋_GB2312" w:eastAsia="仿宋_GB2312" w:cs="AdobeSongStd-Light"/>
                 <w:b/>
-                <w:color w:val="auto"/>
+                <w:color w:val="0000FF"/>
                 <w:kern w:val="0"/>
                 <w:sz w:val="24"/>
                 <w:highlight w:val="none"/>
@@ -8003,7 +7841,7 @@
               <w:rPr>
                 <w:rFonts w:ascii="仿宋_GB2312" w:eastAsia="仿宋_GB2312" w:cs="AdobeSongStd-Light"/>
                 <w:b/>
-                <w:color w:val="auto"/>
+                <w:color w:val="0000FF"/>
                 <w:kern w:val="0"/>
                 <w:sz w:val="24"/>
                 <w:highlight w:val="none"/>
@@ -8014,7 +7852,7 @@
                 <w:rFonts w:hint="eastAsia" w:ascii="仿宋_GB2312" w:eastAsia="仿宋_GB2312" w:cs="AdobeSongStd-Light"/>
                 <w:b w:val="0"/>
                 <w:bCs/>
-                <w:color w:val="auto"/>
+                <w:color w:val="0000FF"/>
                 <w:kern w:val="0"/>
                 <w:sz w:val="24"/>
                 <w:highlight w:val="none"/>
@@ -8121,7 +7959,7 @@
               <w:rPr>
                 <w:rFonts w:hint="default" w:ascii="仿宋_GB2312" w:eastAsia="仿宋_GB2312" w:cs="AdobeSongStd-Light"/>
                 <w:b/>
-                <w:color w:val="auto"/>
+                <w:color w:val="0000FF"/>
                 <w:kern w:val="0"/>
                 <w:sz w:val="24"/>
                 <w:highlight w:val="none"/>
@@ -8131,7 +7969,7 @@
             <w:r>
               <w:rPr>
                 <w:rFonts w:hint="eastAsia" w:ascii="仿宋_GB2312" w:hAnsi="宋体" w:eastAsia="仿宋_GB2312" w:cs="宋体"/>
-                <w:color w:val="auto"/>
+                <w:color w:val="0000FF"/>
                 <w:kern w:val="0"/>
                 <w:sz w:val="24"/>
                 <w:highlight w:val="none"/>
@@ -8235,7 +8073,7 @@
               <w:jc w:val="center"/>
               <w:rPr>
                 <w:rFonts w:hint="default" w:ascii="仿宋_GB2312" w:hAnsi="宋体" w:eastAsia="仿宋_GB2312" w:cs="宋体"/>
-                <w:color w:val="auto"/>
+                <w:color w:val="0000FF"/>
                 <w:kern w:val="0"/>
                 <w:sz w:val="24"/>
                 <w:highlight w:val="none"/>
@@ -8245,7 +8083,7 @@
             <w:r>
               <w:rPr>
                 <w:rFonts w:hint="eastAsia" w:ascii="仿宋_GB2312" w:hAnsi="宋体" w:eastAsia="仿宋_GB2312" w:cs="宋体"/>
-                <w:color w:val="auto"/>
+                <w:color w:val="0000FF"/>
                 <w:kern w:val="0"/>
                 <w:sz w:val="24"/>
                 <w:highlight w:val="none"/>
@@ -8270,7 +8108,7 @@
               <w:jc w:val="center"/>
               <w:rPr>
                 <w:rFonts w:hint="default" w:ascii="仿宋_GB2312" w:hAnsi="宋体" w:eastAsia="仿宋_GB2312" w:cs="宋体"/>
-                <w:color w:val="auto"/>
+                <w:color w:val="0000FF"/>
                 <w:kern w:val="0"/>
                 <w:sz w:val="24"/>
                 <w:highlight w:val="none"/>
@@ -8280,7 +8118,7 @@
             <w:r>
               <w:rPr>
                 <w:rFonts w:hint="eastAsia" w:ascii="仿宋_GB2312" w:hAnsi="宋体" w:eastAsia="仿宋_GB2312" w:cs="宋体"/>
-                <w:color w:val="auto"/>
+                <w:color w:val="0000FF"/>
                 <w:kern w:val="0"/>
                 <w:sz w:val="24"/>
                 <w:highlight w:val="none"/>
@@ -10209,90 +10047,10 @@
     </w:p>
     <w:p>
       <w:pPr>
-        <w:rPr>
-          <w:rFonts w:hint="eastAsia" w:ascii="仿宋_GB2312" w:hAnsi="仿宋_GB2312" w:eastAsia="仿宋_GB2312" w:cs="仿宋_GB2312"/>
-          <w:color w:val="auto"/>
-          <w:szCs w:val="21"/>
-          <w:highlight w:val="none"/>
-        </w:rPr>
-      </w:pPr>
-    </w:p>
-    <w:p>
-      <w:pPr>
-        <w:rPr>
-          <w:rFonts w:hint="eastAsia" w:ascii="仿宋_GB2312" w:hAnsi="仿宋_GB2312" w:eastAsia="仿宋_GB2312" w:cs="仿宋_GB2312"/>
-          <w:color w:val="auto"/>
-          <w:szCs w:val="21"/>
-          <w:highlight w:val="none"/>
-        </w:rPr>
-      </w:pPr>
-    </w:p>
-    <w:p>
-      <w:pPr>
-        <w:rPr>
-          <w:rFonts w:hint="eastAsia" w:ascii="仿宋_GB2312" w:hAnsi="仿宋_GB2312" w:eastAsia="仿宋_GB2312" w:cs="仿宋_GB2312"/>
-          <w:color w:val="auto"/>
-          <w:szCs w:val="21"/>
-          <w:highlight w:val="none"/>
-        </w:rPr>
-      </w:pPr>
-    </w:p>
-    <w:p>
-      <w:pPr>
-        <w:rPr>
-          <w:rFonts w:hint="eastAsia" w:ascii="仿宋_GB2312" w:hAnsi="仿宋_GB2312" w:eastAsia="仿宋_GB2312" w:cs="仿宋_GB2312"/>
-          <w:color w:val="auto"/>
-          <w:szCs w:val="21"/>
-          <w:highlight w:val="none"/>
-        </w:rPr>
-      </w:pPr>
-    </w:p>
-    <w:p>
-      <w:pPr>
-        <w:rPr>
-          <w:rFonts w:hint="eastAsia" w:ascii="仿宋_GB2312" w:hAnsi="仿宋_GB2312" w:eastAsia="仿宋_GB2312" w:cs="仿宋_GB2312"/>
-          <w:color w:val="auto"/>
-          <w:szCs w:val="21"/>
-          <w:highlight w:val="none"/>
-        </w:rPr>
-      </w:pPr>
-    </w:p>
-    <w:p>
-      <w:pPr>
-        <w:rPr>
-          <w:rFonts w:hint="eastAsia" w:ascii="仿宋_GB2312" w:hAnsi="仿宋_GB2312" w:eastAsia="仿宋_GB2312" w:cs="仿宋_GB2312"/>
-          <w:color w:val="auto"/>
-          <w:szCs w:val="21"/>
-          <w:highlight w:val="none"/>
-        </w:rPr>
-      </w:pPr>
-    </w:p>
-    <w:p>
-      <w:pPr>
-        <w:rPr>
-          <w:rFonts w:hint="eastAsia" w:ascii="仿宋_GB2312" w:hAnsi="仿宋_GB2312" w:eastAsia="仿宋_GB2312" w:cs="仿宋_GB2312"/>
-          <w:color w:val="auto"/>
-          <w:szCs w:val="21"/>
-          <w:highlight w:val="none"/>
-        </w:rPr>
-      </w:pPr>
-    </w:p>
-    <w:p>
-      <w:pPr>
-        <w:rPr>
-          <w:rFonts w:hint="eastAsia" w:ascii="仿宋_GB2312" w:hAnsi="仿宋_GB2312" w:eastAsia="仿宋_GB2312" w:cs="仿宋_GB2312"/>
-          <w:color w:val="auto"/>
-          <w:szCs w:val="21"/>
-          <w:highlight w:val="none"/>
-        </w:rPr>
-      </w:pPr>
-    </w:p>
-    <w:p>
-      <w:pPr>
         <w:keepNext w:val="0"/>
         <w:keepLines w:val="0"/>
-        <w:pageBreakBefore w:val="0"/>
-        <w:widowControl/>
+        <w:pageBreakBefore/>
+        <w:widowControl w:val="0"/>
         <w:kinsoku/>
         <w:wordWrap/>
         <w:overflowPunct/>
@@ -10477,7 +10235,7 @@
               <w:rPr>
                 <w:rFonts w:ascii="仿宋_GB2312" w:eastAsia="仿宋_GB2312" w:cs="AdobeSongStd-Light"/>
                 <w:b/>
-                <w:color w:val="auto"/>
+                <w:color w:val="0000FF"/>
                 <w:kern w:val="0"/>
                 <w:sz w:val="24"/>
                 <w:highlight w:val="none"/>
@@ -10487,7 +10245,7 @@
               <w:rPr>
                 <w:rFonts w:hint="eastAsia" w:ascii="仿宋_GB2312" w:eastAsia="仿宋_GB2312" w:cs="AdobeSongStd-Light"/>
                 <w:b/>
-                <w:color w:val="auto"/>
+                <w:color w:val="0000FF"/>
                 <w:kern w:val="0"/>
                 <w:sz w:val="24"/>
                 <w:highlight w:val="none"/>
@@ -10548,7 +10306,7 @@
               <w:rPr>
                 <w:rFonts w:ascii="仿宋_GB2312" w:eastAsia="仿宋_GB2312" w:cs="AdobeSongStd-Light"/>
                 <w:b/>
-                <w:color w:val="auto"/>
+                <w:color w:val="0000FF"/>
                 <w:kern w:val="0"/>
                 <w:sz w:val="24"/>
                 <w:highlight w:val="none"/>
@@ -10559,7 +10317,7 @@
                 <w:rFonts w:hint="eastAsia" w:ascii="仿宋_GB2312" w:eastAsia="仿宋_GB2312" w:cs="AdobeSongStd-Light"/>
                 <w:b w:val="0"/>
                 <w:bCs/>
-                <w:color w:val="auto"/>
+                <w:color w:val="0000FF"/>
                 <w:kern w:val="0"/>
                 <w:sz w:val="24"/>
                 <w:highlight w:val="none"/>
@@ -10666,7 +10424,7 @@
               <w:rPr>
                 <w:rFonts w:hint="default" w:ascii="仿宋_GB2312" w:eastAsia="仿宋_GB2312" w:cs="AdobeSongStd-Light"/>
                 <w:b/>
-                <w:color w:val="auto"/>
+                <w:color w:val="0000FF"/>
                 <w:kern w:val="0"/>
                 <w:sz w:val="24"/>
                 <w:highlight w:val="none"/>
@@ -10676,7 +10434,7 @@
             <w:r>
               <w:rPr>
                 <w:rFonts w:hint="eastAsia" w:ascii="仿宋_GB2312" w:hAnsi="宋体" w:eastAsia="仿宋_GB2312" w:cs="宋体"/>
-                <w:color w:val="auto"/>
+                <w:color w:val="0000FF"/>
                 <w:kern w:val="0"/>
                 <w:sz w:val="24"/>
                 <w:highlight w:val="none"/>
@@ -10780,7 +10538,7 @@
               <w:jc w:val="center"/>
               <w:rPr>
                 <w:rFonts w:hint="default" w:ascii="仿宋_GB2312" w:hAnsi="宋体" w:eastAsia="仿宋_GB2312" w:cs="宋体"/>
-                <w:color w:val="auto"/>
+                <w:color w:val="0000FF"/>
                 <w:kern w:val="0"/>
                 <w:sz w:val="24"/>
                 <w:highlight w:val="none"/>
@@ -10790,7 +10548,7 @@
             <w:r>
               <w:rPr>
                 <w:rFonts w:hint="eastAsia" w:ascii="仿宋_GB2312" w:hAnsi="宋体" w:eastAsia="仿宋_GB2312" w:cs="宋体"/>
-                <w:color w:val="auto"/>
+                <w:color w:val="0000FF"/>
                 <w:kern w:val="0"/>
                 <w:sz w:val="24"/>
                 <w:highlight w:val="none"/>
@@ -10815,7 +10573,7 @@
               <w:jc w:val="center"/>
               <w:rPr>
                 <w:rFonts w:hint="default" w:ascii="仿宋_GB2312" w:hAnsi="宋体" w:eastAsia="仿宋_GB2312" w:cs="宋体"/>
-                <w:color w:val="auto"/>
+                <w:color w:val="0000FF"/>
                 <w:kern w:val="0"/>
                 <w:sz w:val="24"/>
                 <w:highlight w:val="none"/>
@@ -10825,7 +10583,7 @@
             <w:r>
               <w:rPr>
                 <w:rFonts w:hint="eastAsia" w:ascii="仿宋_GB2312" w:hAnsi="宋体" w:eastAsia="仿宋_GB2312" w:cs="宋体"/>
-                <w:color w:val="auto"/>
+                <w:color w:val="0000FF"/>
                 <w:kern w:val="0"/>
                 <w:sz w:val="24"/>
                 <w:highlight w:val="none"/>
@@ -11208,6 +10966,8 @@
               </w:rPr>
               <w:t>2</w:t>
             </w:r>
+            <w:bookmarkStart w:id="0" w:name="_GoBack"/>
+            <w:bookmarkEnd w:id="0"/>
             <w:r>
               <w:rPr>
                 <w:rFonts w:ascii="仿宋_GB2312" w:hAnsi="仿宋" w:eastAsia="仿宋_GB2312" w:cs="宋体"/>
